--- a/计算题（人教）.docx
+++ b/计算题（人教）.docx
@@ -8,15 +8,14 @@
         <w:jc w:val="center"/>
       </w:pPr>
       <w:r>
-        <w:t>图像处理与智能视觉 - 期末计算题突击卷</w:t>
+        <w:t>图像处理与智能视觉 - 计算题</w:t>
       </w:r>
+      <w:bookmarkStart w:id="0" w:name="_GoBack"/>
+      <w:bookmarkEnd w:id="0"/>
     </w:p>
     <w:p>
       <w:r>
-        <w:t>这份试卷针对期末考试的5大计算题考点。我们完全抛弃复杂的理论推导，只讲“解题套路”，用大白话帮你快速拿分。</w:t>
-      </w:r>
-      <w:r>
-        <w:br w:type="textWrapping"/>
+        <w:t>使用说明：针对你“只求做题拿分”的需求，我把所有复杂的推导全删了。这几道计算题都是死套公式的纸老虎。照着我给的大白话步骤，考场上按计算器就行。</w:t>
       </w:r>
     </w:p>
     <w:p>
@@ -24,58 +23,89 @@
         <w:pStyle w:val="3"/>
       </w:pPr>
       <w:r>
-        <w:t>考点一：数字图像的存储空间</w:t>
+        <w:t>考点一：数字图像的存储空间计算</w:t>
       </w:r>
     </w:p>
     <w:p>
+      <w:pPr>
+        <w:pStyle w:val="156"/>
+      </w:pPr>
       <w:r>
-        <w:t>【模拟题】</w:t>
+        <w:t>【模拟考题】</w:t>
       </w:r>
       <w:r>
         <w:br w:type="textWrapping"/>
       </w:r>
       <w:r>
-        <w:t>一幅空间分辨率为 1920 像素 × 1080 像素的真彩色（RGB）图像，无压缩存储时至少占用多大的存储空间？（要求用 MB 为单位表示，保留两位小数）</w:t>
+        <w:t>一幅空间分辨率为 1920像素×1080像素 的真彩色图像，无压缩存储时至少占用多大的存储空间？（结果用MB表示）</w:t>
       </w:r>
     </w:p>
     <w:p>
       <w:r>
-        <w:t>【大白话解析 - 解题套路】</w:t>
+        <w:rPr>
+          <w:b/>
+        </w:rPr>
+        <w:t>【保姆级解析】</w:t>
+      </w:r>
+      <w:r>
+        <w:rPr>
+          <w:b/>
+        </w:rPr>
+        <w:br w:type="textWrapping"/>
+      </w:r>
+      <w:r>
+        <w:t>这题其实就是算一张图在电脑（比如你在WSL系统里存个图片）占多大硬盘空间。</w:t>
       </w:r>
       <w:r>
         <w:br w:type="textWrapping"/>
       </w:r>
       <w:r>
-        <w:t>记住万能公式：长 × 宽 × 每个像素占用的字节数。</w:t>
-      </w:r>
-    </w:p>
-    <w:p>
-      <w:r>
-        <w:t>1. 只要看到“真彩色”这三个字，立刻反应过来：它由红、绿、蓝（RGB）三个通道组成，每个通道占 8 位（即 1 个字节 Byte），所以一个像素总共占 3 个字节。</w:t>
-      </w:r>
-    </w:p>
-    <w:p>
-      <w:r>
-        <w:t>2. 算总字节数 (Byte)：1920 × 1080 × 3 = 6,220,800 Byte。</w:t>
-      </w:r>
-    </w:p>
-    <w:p>
-      <w:r>
-        <w:t>3. 换算单位：题干要求用 MB。从 Byte 到 MB 需要连续除以两次 1024。</w:t>
-      </w:r>
-    </w:p>
-    <w:p>
-      <w:r>
-        <w:t>4. 答题纸上这样写计算过程：</w:t>
+        <w:t>做题口诀：长 × 宽 × 3。算出来是Byte（字节），然后再除以1024变成KB，再除以1024变成MB。</w:t>
       </w:r>
       <w:r>
         <w:br w:type="textWrapping"/>
       </w:r>
       <w:r>
-        <w:t>存储空间 = (1920 × 1080 × 3) / (1024 × 1024) ≈ 5.93 MB</w:t>
+        <w:t>为什么乘3？因为“真彩色”这三个字就代表RGB三个通道，每个通道占1个字节，加起来就是3个字节。</w:t>
       </w:r>
       <w:r>
         <w:br w:type="textWrapping"/>
+      </w:r>
+      <w:r>
+        <w:br w:type="textWrapping"/>
+      </w:r>
+      <w:r>
+        <w:t>答题步骤（直接抄）：</w:t>
+      </w:r>
+      <w:r>
+        <w:br w:type="textWrapping"/>
+      </w:r>
+      <w:r>
+        <w:t>1. 像素总数 = 1920 × 1080 = 2,073,600</w:t>
+      </w:r>
+      <w:r>
+        <w:br w:type="textWrapping"/>
+      </w:r>
+      <w:r>
+        <w:t>2. 真彩色每像素占用 3 Bytes（24位）。</w:t>
+      </w:r>
+      <w:r>
+        <w:br w:type="textWrapping"/>
+      </w:r>
+      <w:r>
+        <w:t>3. 总空间 = 2,073,600 × 3 = 6,220,800 Bytes</w:t>
+      </w:r>
+      <w:r>
+        <w:br w:type="textWrapping"/>
+      </w:r>
+      <w:r>
+        <w:t>4. 换算单位：6,220,800 ÷ 1024 ÷ 1024 ≈ 5.93 MB</w:t>
+      </w:r>
+      <w:r>
+        <w:br w:type="textWrapping"/>
+      </w:r>
+      <w:r>
+        <w:t>答：至少占用约5.93MB的存储空间。</w:t>
       </w:r>
     </w:p>
     <w:p>
@@ -87,73 +117,310 @@
       </w:r>
     </w:p>
     <w:p>
+      <w:pPr>
+        <w:pStyle w:val="156"/>
+      </w:pPr>
       <w:r>
-        <w:t>【模拟题】</w:t>
+        <w:t>【模拟考题】</w:t>
       </w:r>
       <w:r>
         <w:br w:type="textWrapping"/>
       </w:r>
       <w:r>
-        <w:t>给定一个 3x3 的二值图像，1代表有像素，0代表背景。假设正中间的像素是“主角”，判断它与周围像素的 4邻接、8邻接 和 m邻接 关系。</w:t>
+        <w:t>判断下面3x3图像中，中心像素点(标红的1)与周围像素点是否构成4邻接、8邻接和m邻接。</w:t>
+      </w:r>
+    </w:p>
+    <w:tbl>
+      <w:tblPr>
+        <w:tblStyle w:val="33"/>
+        <w:tblW w:w="0" w:type="auto"/>
+        <w:tblInd w:w="0" w:type="dxa"/>
+        <w:tblBorders>
+          <w:top w:val="single" w:color="auto" w:sz="4" w:space="0"/>
+          <w:left w:val="single" w:color="auto" w:sz="4" w:space="0"/>
+          <w:bottom w:val="single" w:color="auto" w:sz="4" w:space="0"/>
+          <w:right w:val="single" w:color="auto" w:sz="4" w:space="0"/>
+          <w:insideH w:val="single" w:color="auto" w:sz="4" w:space="0"/>
+          <w:insideV w:val="single" w:color="auto" w:sz="4" w:space="0"/>
+        </w:tblBorders>
+        <w:tblLayout w:type="autofit"/>
+        <w:tblCellMar>
+          <w:top w:w="0" w:type="dxa"/>
+          <w:left w:w="108" w:type="dxa"/>
+          <w:bottom w:w="0" w:type="dxa"/>
+          <w:right w:w="108" w:type="dxa"/>
+        </w:tblCellMar>
+      </w:tblPr>
+      <w:tblGrid>
+        <w:gridCol w:w="2880"/>
+        <w:gridCol w:w="2880"/>
+        <w:gridCol w:w="2880"/>
+      </w:tblGrid>
+      <w:tr>
+        <w:tblPrEx>
+          <w:tblBorders>
+            <w:top w:val="single" w:color="auto" w:sz="4" w:space="0"/>
+            <w:left w:val="single" w:color="auto" w:sz="4" w:space="0"/>
+            <w:bottom w:val="single" w:color="auto" w:sz="4" w:space="0"/>
+            <w:right w:val="single" w:color="auto" w:sz="4" w:space="0"/>
+            <w:insideH w:val="single" w:color="auto" w:sz="4" w:space="0"/>
+            <w:insideV w:val="single" w:color="auto" w:sz="4" w:space="0"/>
+          </w:tblBorders>
+        </w:tblPrEx>
+        <w:tc>
+          <w:tcPr>
+            <w:tcW w:w="2880" w:type="dxa"/>
+          </w:tcPr>
+          <w:p>
+            <w:pPr>
+              <w:spacing w:after="0" w:line="240" w:lineRule="auto"/>
+              <w:jc w:val="center"/>
+            </w:pPr>
+            <w:r>
+              <w:t>0</w:t>
+            </w:r>
+          </w:p>
+        </w:tc>
+        <w:tc>
+          <w:tcPr>
+            <w:tcW w:w="2880" w:type="dxa"/>
+          </w:tcPr>
+          <w:p>
+            <w:pPr>
+              <w:spacing w:after="0" w:line="240" w:lineRule="auto"/>
+              <w:jc w:val="center"/>
+            </w:pPr>
+            <w:r>
+              <w:t>1</w:t>
+            </w:r>
+          </w:p>
+        </w:tc>
+        <w:tc>
+          <w:tcPr>
+            <w:tcW w:w="2880" w:type="dxa"/>
+          </w:tcPr>
+          <w:p>
+            <w:pPr>
+              <w:spacing w:after="0" w:line="240" w:lineRule="auto"/>
+              <w:jc w:val="center"/>
+            </w:pPr>
+            <w:r>
+              <w:t>1</w:t>
+            </w:r>
+          </w:p>
+        </w:tc>
+      </w:tr>
+      <w:tr>
+        <w:tblPrEx>
+          <w:tblBorders>
+            <w:top w:val="single" w:color="auto" w:sz="4" w:space="0"/>
+            <w:left w:val="single" w:color="auto" w:sz="4" w:space="0"/>
+            <w:bottom w:val="single" w:color="auto" w:sz="4" w:space="0"/>
+            <w:right w:val="single" w:color="auto" w:sz="4" w:space="0"/>
+            <w:insideH w:val="single" w:color="auto" w:sz="4" w:space="0"/>
+            <w:insideV w:val="single" w:color="auto" w:sz="4" w:space="0"/>
+          </w:tblBorders>
+          <w:tblCellMar>
+            <w:top w:w="0" w:type="dxa"/>
+            <w:left w:w="108" w:type="dxa"/>
+            <w:bottom w:w="0" w:type="dxa"/>
+            <w:right w:w="108" w:type="dxa"/>
+          </w:tblCellMar>
+        </w:tblPrEx>
+        <w:tc>
+          <w:tcPr>
+            <w:tcW w:w="2880" w:type="dxa"/>
+          </w:tcPr>
+          <w:p>
+            <w:pPr>
+              <w:spacing w:after="0" w:line="240" w:lineRule="auto"/>
+              <w:jc w:val="center"/>
+            </w:pPr>
+            <w:r>
+              <w:t>1</w:t>
+            </w:r>
+          </w:p>
+        </w:tc>
+        <w:tc>
+          <w:tcPr>
+            <w:tcW w:w="2880" w:type="dxa"/>
+          </w:tcPr>
+          <w:p>
+            <w:pPr>
+              <w:spacing w:after="0" w:line="240" w:lineRule="auto"/>
+              <w:jc w:val="center"/>
+            </w:pPr>
+            <w:r>
+              <w:t>1 (中心)</w:t>
+            </w:r>
+          </w:p>
+        </w:tc>
+        <w:tc>
+          <w:tcPr>
+            <w:tcW w:w="2880" w:type="dxa"/>
+          </w:tcPr>
+          <w:p>
+            <w:pPr>
+              <w:spacing w:after="0" w:line="240" w:lineRule="auto"/>
+              <w:jc w:val="center"/>
+            </w:pPr>
+            <w:r>
+              <w:t>0</w:t>
+            </w:r>
+          </w:p>
+        </w:tc>
+      </w:tr>
+      <w:tr>
+        <w:tblPrEx>
+          <w:tblBorders>
+            <w:top w:val="single" w:color="auto" w:sz="4" w:space="0"/>
+            <w:left w:val="single" w:color="auto" w:sz="4" w:space="0"/>
+            <w:bottom w:val="single" w:color="auto" w:sz="4" w:space="0"/>
+            <w:right w:val="single" w:color="auto" w:sz="4" w:space="0"/>
+            <w:insideH w:val="single" w:color="auto" w:sz="4" w:space="0"/>
+            <w:insideV w:val="single" w:color="auto" w:sz="4" w:space="0"/>
+          </w:tblBorders>
+          <w:tblCellMar>
+            <w:top w:w="0" w:type="dxa"/>
+            <w:left w:w="108" w:type="dxa"/>
+            <w:bottom w:w="0" w:type="dxa"/>
+            <w:right w:w="108" w:type="dxa"/>
+          </w:tblCellMar>
+        </w:tblPrEx>
+        <w:tc>
+          <w:tcPr>
+            <w:tcW w:w="2880" w:type="dxa"/>
+          </w:tcPr>
+          <w:p>
+            <w:pPr>
+              <w:spacing w:after="0" w:line="240" w:lineRule="auto"/>
+              <w:jc w:val="center"/>
+            </w:pPr>
+            <w:r>
+              <w:t>0</w:t>
+            </w:r>
+          </w:p>
+        </w:tc>
+        <w:tc>
+          <w:tcPr>
+            <w:tcW w:w="2880" w:type="dxa"/>
+          </w:tcPr>
+          <w:p>
+            <w:pPr>
+              <w:spacing w:after="0" w:line="240" w:lineRule="auto"/>
+              <w:jc w:val="center"/>
+            </w:pPr>
+            <w:r>
+              <w:t>0</w:t>
+            </w:r>
+          </w:p>
+        </w:tc>
+        <w:tc>
+          <w:tcPr>
+            <w:tcW w:w="2880" w:type="dxa"/>
+          </w:tcPr>
+          <w:p>
+            <w:pPr>
+              <w:spacing w:after="0" w:line="240" w:lineRule="auto"/>
+              <w:jc w:val="center"/>
+            </w:pPr>
+            <w:r>
+              <w:t>1</w:t>
+            </w:r>
+          </w:p>
+        </w:tc>
+      </w:tr>
+    </w:tbl>
+    <w:p>
+      <w:r>
+        <w:rPr>
+          <w:b/>
+        </w:rPr>
+        <w:br w:type="textWrapping"/>
+      </w:r>
+      <w:r>
+        <w:rPr>
+          <w:b/>
+        </w:rPr>
+        <w:t>【保姆级解析】</w:t>
+      </w:r>
+      <w:r>
+        <w:rPr>
+          <w:b/>
+        </w:rPr>
+        <w:br w:type="textWrapping"/>
+      </w:r>
+      <w:r>
+        <w:t>做题口诀：</w:t>
       </w:r>
       <w:r>
         <w:br w:type="textWrapping"/>
       </w:r>
       <w:r>
-        <w:t>1  0  1</w:t>
+        <w:t>4邻接：只看上下左右。有1就是邻接。</w:t>
       </w:r>
       <w:r>
         <w:br w:type="textWrapping"/>
       </w:r>
       <w:r>
-        <w:t>0  1  0</w:t>
+        <w:t>8邻接：上下左右 + 四个对角线。只要周围一圈有1都是邻接。</w:t>
       </w:r>
       <w:r>
         <w:br w:type="textWrapping"/>
       </w:r>
       <w:r>
-        <w:t>1  0  1</w:t>
-      </w:r>
-    </w:p>
-    <w:p>
-      <w:r>
-        <w:t>【大白话解析 - 解题套路】</w:t>
+        <w:t>m邻接：最麻烦，但考点就在这。它的作用是防止路线重复。判断标准：如果是4邻接里的1，直接算m邻接；如果是对角线上的1，必须保证它和中心点“共同的4邻接点”都是0，才算m邻接。</w:t>
       </w:r>
       <w:r>
         <w:br w:type="textWrapping"/>
       </w:r>
       <w:r>
-        <w:t>邻接，就是看中心主角能和谁“牵手”。首要条件是大家的值必须都是 1。</w:t>
+        <w:br w:type="textWrapping"/>
       </w:r>
-    </w:p>
-    <w:p>
       <w:r>
-        <w:t>1. 4邻接（十字方向）：只看主角的正上、正下、正左、正右。在这张图里，这四个位置都是 0。所以，主角没有 4邻接 朋友。</w:t>
-      </w:r>
-    </w:p>
-    <w:p>
-      <w:r>
-        <w:t>2. 8邻接（米字方向）：除了十字方向，把四个对角也加上。图里四个角全是 1，所以主角和左上、左下、右上、右下这 4 个像素，都构成了 8邻接。</w:t>
-      </w:r>
-    </w:p>
-    <w:p>
-      <w:r>
-        <w:t>3. m邻接（防短路邻接）：这个是为了防止 8邻接 连成多条通路产生歧义。考试判断口诀：“看对角，查公共邻居”。</w:t>
+        <w:t>答题步骤：</w:t>
       </w:r>
       <w:r>
         <w:br w:type="textWrapping"/>
       </w:r>
       <w:r>
-        <w:t>看主角和左上角的 1：它们的公共邻居是正上方和正左方的格子，这两个格子都是 0。这意味着主角只能斜着去找左上角，没有其他多余的 4邻接 路径，所以它们是 m邻接。</w:t>
+        <w:t>1. 4邻接的像素：上方(1)，左方(1)。</w:t>
       </w:r>
       <w:r>
         <w:br w:type="textWrapping"/>
       </w:r>
       <w:r>
-        <w:t>同理，主角和四个角上的 1 全部构成 m邻接。</w:t>
+        <w:t>2. 8邻接的像素：上方(1)，左方(1)，右上方(1)，右下方(1)。</w:t>
       </w:r>
       <w:r>
         <w:br w:type="textWrapping"/>
+      </w:r>
+      <w:r>
+        <w:t>3. m邻接判断：</w:t>
+      </w:r>
+      <w:r>
+        <w:br w:type="textWrapping"/>
+      </w:r>
+      <w:r>
+        <w:t xml:space="preserve">   - 上、左是4邻接，自动成为m邻接。</w:t>
+      </w:r>
+      <w:r>
+        <w:br w:type="textWrapping"/>
+      </w:r>
+      <w:r>
+        <w:t xml:space="preserve">   - 右上方的1：它和中心点共用的4邻接是上方和右方。因为上方的点是1（不是0），所以右上方不构成m邻接。</w:t>
+      </w:r>
+      <w:r>
+        <w:br w:type="textWrapping"/>
+      </w:r>
+      <w:r>
+        <w:t xml:space="preserve">   - 右下方的1：它和中心点共用的4邻接是下方(0)和右方(0)。全是0，所以右下方构成m邻接。</w:t>
+      </w:r>
+      <w:r>
+        <w:br w:type="textWrapping"/>
+      </w:r>
+      <w:r>
+        <w:t>答：m邻接的像素点在上方、左方、右下方。</w:t>
       </w:r>
     </w:p>
     <w:p>
@@ -165,48 +432,46 @@
       </w:r>
     </w:p>
     <w:p>
+      <w:pPr>
+        <w:pStyle w:val="156"/>
+      </w:pPr>
       <w:r>
-        <w:t>【模拟题】</w:t>
+        <w:t>【模拟考题】</w:t>
       </w:r>
       <w:r>
         <w:br w:type="textWrapping"/>
       </w:r>
       <w:r>
-        <w:t>考卷上给你一幅 5x5 的二值图像，和一个 2x2 的结构元素 B，让你写出击中击不中变换的结果矩阵。</w:t>
+        <w:t>给出5x5的图像A和2x2的结构元素B（里面全是1）。进行击中击不中变换，写出结果原则。</w:t>
       </w:r>
     </w:p>
     <w:p>
       <w:r>
-        <w:t>【大白话解析 - 解题套路】</w:t>
+        <w:rPr>
+          <w:b/>
+        </w:rPr>
+        <w:t>【保姆级解析】</w:t>
+      </w:r>
+      <w:r>
+        <w:rPr>
+          <w:b/>
+        </w:rPr>
+        <w:br w:type="textWrapping"/>
+      </w:r>
+      <w:r>
+        <w:t>别看那个长串的数学公式，这玩意本质上是个条件极其苛刻的拼图游戏。就跟多属性武魂施展融合技一样，属性（0和1的位置）必须完全100%对上才算成功，差一点都不行。</w:t>
       </w:r>
       <w:r>
         <w:br w:type="textWrapping"/>
       </w:r>
       <w:r>
-        <w:t>别管文档里那个带交集和补集的复杂公式，考试时用“模具盖章法”直接出答案。</w:t>
-      </w:r>
-    </w:p>
-    <w:p>
-      <w:r>
-        <w:t>1. 把 2x2 的结构元素当成一个固定的模具（比如要求：左上1，右上1，左下1，右下0）。</w:t>
-      </w:r>
-    </w:p>
-    <w:p>
-      <w:r>
-        <w:t>2. 拿着模具去 5x5 的大图上，从左到右、从上到下一格格滑动比对。</w:t>
-      </w:r>
-    </w:p>
-    <w:p>
-      <w:r>
-        <w:t>3. 严丝合缝（不仅1要对上，要求是0的地方也必须是0）：就在答题卡对应模具原点（通常是左上角）位置写 1。只要错一点点，就写 0。</w:t>
-      </w:r>
-    </w:p>
-    <w:p>
-      <w:r>
-        <w:t>4. 考场保命重点：滑到底部和右侧边缘时，模具会放不下越界，有效滑动区域只有 4x4。但交卷时请务必画一个完整的 5x5 矩阵，越界的地方全部无脑填 0！</w:t>
+        <w:t>做题思路：拿着小图B框，去大图A里面一格一格地套。</w:t>
       </w:r>
       <w:r>
         <w:br w:type="textWrapping"/>
+      </w:r>
+      <w:r>
+        <w:t>只要大图A里某个区域的值，和B框里要求的值一模一样（1对1，0对0），这个中心点就是“击中”了，结果写1；只要有一个对不上就是“击不中”，结果写0。不用写复杂的推导，直接在卷子上画出匹配出来的位置就行。</w:t>
       </w:r>
     </w:p>
     <w:p>
@@ -218,306 +483,415 @@
       </w:r>
     </w:p>
     <w:p>
+      <w:pPr>
+        <w:pStyle w:val="156"/>
+      </w:pPr>
       <w:r>
-        <w:t>【模拟题】</w:t>
+        <w:t>【模拟考题】</w:t>
       </w:r>
       <w:r>
         <w:br w:type="textWrapping"/>
       </w:r>
       <w:r>
-        <w:t xml:space="preserve">一幅图像总像素个数 n=64，灰度级 L=10（从 0 到 9）。已知：0级像素有2个，1级有2个，2级有3个。请使用公式 </w:t>
+        <w:t>假设图像灰度级L=8，总像素n=100。分布如下表。求直方图均衡化后的s1和s7（要求写出计算过程并四舍五入）。</w:t>
+      </w:r>
+    </w:p>
+    <w:tbl>
+      <w:tblPr>
+        <w:tblStyle w:val="33"/>
+        <w:tblW w:w="0" w:type="auto"/>
+        <w:tblInd w:w="0" w:type="dxa"/>
+        <w:tblBorders>
+          <w:top w:val="single" w:color="auto" w:sz="4" w:space="0"/>
+          <w:left w:val="single" w:color="auto" w:sz="4" w:space="0"/>
+          <w:bottom w:val="single" w:color="auto" w:sz="4" w:space="0"/>
+          <w:right w:val="single" w:color="auto" w:sz="4" w:space="0"/>
+          <w:insideH w:val="single" w:color="auto" w:sz="4" w:space="0"/>
+          <w:insideV w:val="single" w:color="auto" w:sz="4" w:space="0"/>
+        </w:tblBorders>
+        <w:tblLayout w:type="autofit"/>
+        <w:tblCellMar>
+          <w:top w:w="0" w:type="dxa"/>
+          <w:left w:w="108" w:type="dxa"/>
+          <w:bottom w:w="0" w:type="dxa"/>
+          <w:right w:w="108" w:type="dxa"/>
+        </w:tblCellMar>
+      </w:tblPr>
+      <w:tblGrid>
+        <w:gridCol w:w="960"/>
+        <w:gridCol w:w="960"/>
+        <w:gridCol w:w="960"/>
+        <w:gridCol w:w="960"/>
+        <w:gridCol w:w="960"/>
+        <w:gridCol w:w="960"/>
+        <w:gridCol w:w="960"/>
+        <w:gridCol w:w="960"/>
+        <w:gridCol w:w="960"/>
+      </w:tblGrid>
+      <w:tr>
+        <w:tblPrEx>
+          <w:tblBorders>
+            <w:top w:val="single" w:color="auto" w:sz="4" w:space="0"/>
+            <w:left w:val="single" w:color="auto" w:sz="4" w:space="0"/>
+            <w:bottom w:val="single" w:color="auto" w:sz="4" w:space="0"/>
+            <w:right w:val="single" w:color="auto" w:sz="4" w:space="0"/>
+            <w:insideH w:val="single" w:color="auto" w:sz="4" w:space="0"/>
+            <w:insideV w:val="single" w:color="auto" w:sz="4" w:space="0"/>
+          </w:tblBorders>
+          <w:tblCellMar>
+            <w:top w:w="0" w:type="dxa"/>
+            <w:left w:w="108" w:type="dxa"/>
+            <w:bottom w:w="0" w:type="dxa"/>
+            <w:right w:w="108" w:type="dxa"/>
+          </w:tblCellMar>
+        </w:tblPrEx>
+        <w:tc>
+          <w:tcPr>
+            <w:tcW w:w="960" w:type="dxa"/>
+          </w:tcPr>
+          <w:p>
+            <w:pPr>
+              <w:spacing w:after="0" w:line="240" w:lineRule="auto"/>
+            </w:pPr>
+            <w:r>
+              <w:t>灰度级</w:t>
+            </w:r>
+          </w:p>
+        </w:tc>
+        <w:tc>
+          <w:tcPr>
+            <w:tcW w:w="960" w:type="dxa"/>
+          </w:tcPr>
+          <w:p>
+            <w:pPr>
+              <w:spacing w:after="0" w:line="240" w:lineRule="auto"/>
+            </w:pPr>
+            <w:r>
+              <w:t>0</w:t>
+            </w:r>
+          </w:p>
+        </w:tc>
+        <w:tc>
+          <w:tcPr>
+            <w:tcW w:w="960" w:type="dxa"/>
+          </w:tcPr>
+          <w:p>
+            <w:pPr>
+              <w:spacing w:after="0" w:line="240" w:lineRule="auto"/>
+            </w:pPr>
+            <w:r>
+              <w:t>1</w:t>
+            </w:r>
+          </w:p>
+        </w:tc>
+        <w:tc>
+          <w:tcPr>
+            <w:tcW w:w="960" w:type="dxa"/>
+          </w:tcPr>
+          <w:p>
+            <w:pPr>
+              <w:spacing w:after="0" w:line="240" w:lineRule="auto"/>
+            </w:pPr>
+            <w:r>
+              <w:t>2</w:t>
+            </w:r>
+          </w:p>
+        </w:tc>
+        <w:tc>
+          <w:tcPr>
+            <w:tcW w:w="960" w:type="dxa"/>
+          </w:tcPr>
+          <w:p>
+            <w:pPr>
+              <w:spacing w:after="0" w:line="240" w:lineRule="auto"/>
+            </w:pPr>
+            <w:r>
+              <w:t>3</w:t>
+            </w:r>
+          </w:p>
+        </w:tc>
+        <w:tc>
+          <w:tcPr>
+            <w:tcW w:w="960" w:type="dxa"/>
+          </w:tcPr>
+          <w:p>
+            <w:pPr>
+              <w:spacing w:after="0" w:line="240" w:lineRule="auto"/>
+            </w:pPr>
+            <w:r>
+              <w:t>4</w:t>
+            </w:r>
+          </w:p>
+        </w:tc>
+        <w:tc>
+          <w:tcPr>
+            <w:tcW w:w="960" w:type="dxa"/>
+          </w:tcPr>
+          <w:p>
+            <w:pPr>
+              <w:spacing w:after="0" w:line="240" w:lineRule="auto"/>
+            </w:pPr>
+            <w:r>
+              <w:t>5</w:t>
+            </w:r>
+          </w:p>
+        </w:tc>
+        <w:tc>
+          <w:tcPr>
+            <w:tcW w:w="960" w:type="dxa"/>
+          </w:tcPr>
+          <w:p>
+            <w:pPr>
+              <w:spacing w:after="0" w:line="240" w:lineRule="auto"/>
+            </w:pPr>
+            <w:r>
+              <w:t>6</w:t>
+            </w:r>
+          </w:p>
+        </w:tc>
+        <w:tc>
+          <w:tcPr>
+            <w:tcW w:w="960" w:type="dxa"/>
+          </w:tcPr>
+          <w:p>
+            <w:pPr>
+              <w:spacing w:after="0" w:line="240" w:lineRule="auto"/>
+            </w:pPr>
+            <w:r>
+              <w:t>7</w:t>
+            </w:r>
+          </w:p>
+        </w:tc>
+      </w:tr>
+      <w:tr>
+        <w:tblPrEx>
+          <w:tblBorders>
+            <w:top w:val="single" w:color="auto" w:sz="4" w:space="0"/>
+            <w:left w:val="single" w:color="auto" w:sz="4" w:space="0"/>
+            <w:bottom w:val="single" w:color="auto" w:sz="4" w:space="0"/>
+            <w:right w:val="single" w:color="auto" w:sz="4" w:space="0"/>
+            <w:insideH w:val="single" w:color="auto" w:sz="4" w:space="0"/>
+            <w:insideV w:val="single" w:color="auto" w:sz="4" w:space="0"/>
+          </w:tblBorders>
+          <w:tblCellMar>
+            <w:top w:w="0" w:type="dxa"/>
+            <w:left w:w="108" w:type="dxa"/>
+            <w:bottom w:w="0" w:type="dxa"/>
+            <w:right w:w="108" w:type="dxa"/>
+          </w:tblCellMar>
+        </w:tblPrEx>
+        <w:tc>
+          <w:tcPr>
+            <w:tcW w:w="960" w:type="dxa"/>
+          </w:tcPr>
+          <w:p>
+            <w:pPr>
+              <w:spacing w:after="0" w:line="240" w:lineRule="auto"/>
+            </w:pPr>
+            <w:r>
+              <w:t>像素数</w:t>
+            </w:r>
+          </w:p>
+        </w:tc>
+        <w:tc>
+          <w:tcPr>
+            <w:tcW w:w="960" w:type="dxa"/>
+          </w:tcPr>
+          <w:p>
+            <w:pPr>
+              <w:spacing w:after="0" w:line="240" w:lineRule="auto"/>
+            </w:pPr>
+            <w:r>
+              <w:t>10</w:t>
+            </w:r>
+          </w:p>
+        </w:tc>
+        <w:tc>
+          <w:tcPr>
+            <w:tcW w:w="960" w:type="dxa"/>
+          </w:tcPr>
+          <w:p>
+            <w:pPr>
+              <w:spacing w:after="0" w:line="240" w:lineRule="auto"/>
+            </w:pPr>
+            <w:r>
+              <w:t>20</w:t>
+            </w:r>
+          </w:p>
+        </w:tc>
+        <w:tc>
+          <w:tcPr>
+            <w:tcW w:w="960" w:type="dxa"/>
+          </w:tcPr>
+          <w:p>
+            <w:pPr>
+              <w:spacing w:after="0" w:line="240" w:lineRule="auto"/>
+            </w:pPr>
+            <w:r>
+              <w:t>15</w:t>
+            </w:r>
+          </w:p>
+        </w:tc>
+        <w:tc>
+          <w:tcPr>
+            <w:tcW w:w="960" w:type="dxa"/>
+          </w:tcPr>
+          <w:p>
+            <w:pPr>
+              <w:spacing w:after="0" w:line="240" w:lineRule="auto"/>
+            </w:pPr>
+            <w:r>
+              <w:t>5</w:t>
+            </w:r>
+          </w:p>
+        </w:tc>
+        <w:tc>
+          <w:tcPr>
+            <w:tcW w:w="960" w:type="dxa"/>
+          </w:tcPr>
+          <w:p>
+            <w:pPr>
+              <w:spacing w:after="0" w:line="240" w:lineRule="auto"/>
+            </w:pPr>
+            <w:r>
+              <w:t>10</w:t>
+            </w:r>
+          </w:p>
+        </w:tc>
+        <w:tc>
+          <w:tcPr>
+            <w:tcW w:w="960" w:type="dxa"/>
+          </w:tcPr>
+          <w:p>
+            <w:pPr>
+              <w:spacing w:after="0" w:line="240" w:lineRule="auto"/>
+            </w:pPr>
+            <w:r>
+              <w:t>10</w:t>
+            </w:r>
+          </w:p>
+        </w:tc>
+        <w:tc>
+          <w:tcPr>
+            <w:tcW w:w="960" w:type="dxa"/>
+          </w:tcPr>
+          <w:p>
+            <w:pPr>
+              <w:spacing w:after="0" w:line="240" w:lineRule="auto"/>
+            </w:pPr>
+            <w:r>
+              <w:t>15</w:t>
+            </w:r>
+          </w:p>
+        </w:tc>
+        <w:tc>
+          <w:tcPr>
+            <w:tcW w:w="960" w:type="dxa"/>
+          </w:tcPr>
+          <w:p>
+            <w:pPr>
+              <w:spacing w:after="0" w:line="240" w:lineRule="auto"/>
+            </w:pPr>
+            <w:r>
+              <w:t>15</w:t>
+            </w:r>
+          </w:p>
+        </w:tc>
+      </w:tr>
+    </w:tbl>
+    <w:p>
+      <w:r>
+        <w:rPr>
+          <w:b/>
+        </w:rPr>
+        <w:br w:type="textWrapping"/>
       </w:r>
       <w:r>
         <w:rPr>
-          <w:rFonts w:hint="eastAsia"/>
-          <w:lang w:val="en-US" w:eastAsia="zh-CN"/>
+          <w:b/>
         </w:rPr>
-        <w:t xml:space="preserve"> </w:t>
+        <w:t>【保姆级解析】</w:t>
       </w:r>
-      <m:oMath>
-        <m:sSub>
-          <m:sSubPr>
-            <m:ctrlPr>
-              <w:rPr>
-                <w:rFonts w:hint="default" w:ascii="Cambria Math" w:hAnsi="Cambria Math"/>
-                <w:sz w:val="21"/>
-              </w:rPr>
-            </m:ctrlPr>
-          </m:sSubPr>
-          <m:e>
-            <m:r>
-              <m:rPr/>
-              <w:rPr>
-                <w:rFonts w:hint="default" w:ascii="Cambria Math" w:hAnsi="Cambria Math"/>
-                <w:sz w:val="21"/>
-              </w:rPr>
-              <m:t>s</m:t>
-            </m:r>
-            <m:ctrlPr>
-              <w:rPr>
-                <w:rFonts w:ascii="Cambria Math" w:hAnsi="Cambria Math"/>
-                <w:sz w:val="21"/>
-              </w:rPr>
-            </m:ctrlPr>
-          </m:e>
-          <m:sub>
-            <m:r>
-              <m:rPr/>
-              <w:rPr>
-                <w:rFonts w:hint="default" w:ascii="Cambria Math" w:hAnsi="Cambria Math"/>
-                <w:sz w:val="21"/>
-              </w:rPr>
-              <m:t>k</m:t>
-            </m:r>
-            <m:ctrlPr>
-              <w:rPr>
-                <w:rFonts w:ascii="Cambria Math" w:hAnsi="Cambria Math"/>
-                <w:sz w:val="21"/>
-              </w:rPr>
-            </m:ctrlPr>
-          </m:sub>
-        </m:sSub>
-        <m:r>
-          <m:rPr/>
-          <w:rPr>
-            <w:rFonts w:hint="default" w:ascii="Cambria Math" w:hAnsi="Cambria Math"/>
-            <w:sz w:val="21"/>
-          </w:rPr>
-          <m:t>=T</m:t>
-        </m:r>
-        <m:d>
-          <m:dPr>
-            <m:ctrlPr>
-              <w:rPr>
-                <w:rFonts w:hint="default" w:ascii="Cambria Math" w:hAnsi="Cambria Math"/>
-                <w:sz w:val="21"/>
-              </w:rPr>
-            </m:ctrlPr>
-          </m:dPr>
-          <m:e>
-            <m:sSub>
-              <m:sSubPr>
-                <m:ctrlPr>
-                  <w:rPr>
-                    <w:rFonts w:hint="default" w:ascii="Cambria Math" w:hAnsi="Cambria Math"/>
-                    <w:sz w:val="21"/>
-                  </w:rPr>
-                </m:ctrlPr>
-              </m:sSubPr>
-              <m:e>
-                <m:r>
-                  <m:rPr/>
-                  <w:rPr>
-                    <w:rFonts w:hint="default" w:ascii="Cambria Math" w:hAnsi="Cambria Math"/>
-                    <w:sz w:val="21"/>
-                  </w:rPr>
-                  <m:t>r</m:t>
-                </m:r>
-                <m:ctrlPr>
-                  <w:rPr>
-                    <w:rFonts w:ascii="Cambria Math" w:hAnsi="Cambria Math"/>
-                    <w:sz w:val="21"/>
-                  </w:rPr>
-                </m:ctrlPr>
-              </m:e>
-              <m:sub>
-                <m:r>
-                  <m:rPr/>
-                  <w:rPr>
-                    <w:rFonts w:hint="default" w:ascii="Cambria Math" w:hAnsi="Cambria Math"/>
-                    <w:sz w:val="21"/>
-                  </w:rPr>
-                  <m:t>k</m:t>
-                </m:r>
-                <m:ctrlPr>
-                  <w:rPr>
-                    <w:rFonts w:ascii="Cambria Math" w:hAnsi="Cambria Math"/>
-                    <w:sz w:val="21"/>
-                  </w:rPr>
-                </m:ctrlPr>
-              </m:sub>
-            </m:sSub>
-            <m:ctrlPr>
-              <w:rPr>
-                <w:rFonts w:hint="default" w:ascii="Cambria Math" w:hAnsi="Cambria Math"/>
-                <w:sz w:val="21"/>
-              </w:rPr>
-            </m:ctrlPr>
-          </m:e>
-        </m:d>
-        <m:r>
-          <m:rPr/>
-          <w:rPr>
-            <w:rFonts w:hint="default" w:ascii="Cambria Math" w:hAnsi="Cambria Math"/>
-            <w:sz w:val="21"/>
-          </w:rPr>
-          <m:t>=(L−1)</m:t>
-        </m:r>
-        <m:nary>
-          <m:naryPr>
-            <m:chr m:val="∑"/>
-            <m:limLoc m:val="subSup"/>
-            <m:ctrlPr>
-              <w:rPr>
-                <w:rFonts w:hint="default" w:ascii="Cambria Math" w:hAnsi="Cambria Math"/>
-                <w:sz w:val="21"/>
-              </w:rPr>
-            </m:ctrlPr>
-          </m:naryPr>
-          <m:sub>
-            <m:r>
-              <m:rPr/>
-              <w:rPr>
-                <w:rFonts w:hint="default" w:ascii="Cambria Math" w:hAnsi="Cambria Math"/>
-                <w:sz w:val="21"/>
-              </w:rPr>
-              <m:t>j=0</m:t>
-            </m:r>
-            <m:ctrlPr>
-              <w:rPr>
-                <w:rFonts w:hint="default" w:ascii="Cambria Math" w:hAnsi="Cambria Math"/>
-                <w:sz w:val="21"/>
-              </w:rPr>
-            </m:ctrlPr>
-          </m:sub>
-          <m:sup>
-            <m:r>
-              <m:rPr/>
-              <w:rPr>
-                <w:rFonts w:hint="default" w:ascii="Cambria Math" w:hAnsi="Cambria Math"/>
-                <w:sz w:val="21"/>
-              </w:rPr>
-              <m:t>k</m:t>
-            </m:r>
-            <m:ctrlPr>
-              <w:rPr>
-                <w:rFonts w:hint="default" w:ascii="Cambria Math" w:hAnsi="Cambria Math"/>
-                <w:sz w:val="21"/>
-              </w:rPr>
-            </m:ctrlPr>
-          </m:sup>
-          <m:e>
-            <m:r>
-              <m:rPr/>
-              <w:rPr>
-                <w:rFonts w:hint="default" w:ascii="Cambria Math" w:hAnsi="Cambria Math"/>
-                <w:sz w:val="21"/>
-              </w:rPr>
-              <m:t>p</m:t>
-            </m:r>
-            <m:ctrlPr>
-              <w:rPr>
-                <w:rFonts w:hint="default" w:ascii="Cambria Math" w:hAnsi="Cambria Math"/>
-                <w:sz w:val="21"/>
-              </w:rPr>
-            </m:ctrlPr>
-          </m:e>
-        </m:nary>
-        <m:d>
-          <m:dPr>
-            <m:ctrlPr>
-              <w:rPr>
-                <w:rFonts w:hint="default" w:ascii="Cambria Math" w:hAnsi="Cambria Math"/>
-                <w:sz w:val="21"/>
-              </w:rPr>
-            </m:ctrlPr>
-          </m:dPr>
-          <m:e>
-            <m:sSub>
-              <m:sSubPr>
-                <m:ctrlPr>
-                  <w:rPr>
-                    <w:rFonts w:hint="default" w:ascii="Cambria Math" w:hAnsi="Cambria Math"/>
-                    <w:sz w:val="21"/>
-                  </w:rPr>
-                </m:ctrlPr>
-              </m:sSubPr>
-              <m:e>
-                <m:r>
-                  <m:rPr/>
-                  <w:rPr>
-                    <w:rFonts w:hint="default" w:ascii="Cambria Math" w:hAnsi="Cambria Math"/>
-                    <w:sz w:val="21"/>
-                  </w:rPr>
-                  <m:t>r</m:t>
-                </m:r>
-                <m:ctrlPr>
-                  <w:rPr>
-                    <w:rFonts w:ascii="Cambria Math" w:hAnsi="Cambria Math"/>
-                    <w:sz w:val="21"/>
-                  </w:rPr>
-                </m:ctrlPr>
-              </m:e>
-              <m:sub>
-                <m:r>
-                  <m:rPr/>
-                  <w:rPr>
-                    <w:rFonts w:hint="default" w:ascii="Cambria Math" w:hAnsi="Cambria Math"/>
-                    <w:sz w:val="21"/>
-                  </w:rPr>
-                  <m:t>j</m:t>
-                </m:r>
-                <m:ctrlPr>
-                  <w:rPr>
-                    <w:rFonts w:ascii="Cambria Math" w:hAnsi="Cambria Math"/>
-                    <w:sz w:val="21"/>
-                  </w:rPr>
-                </m:ctrlPr>
-              </m:sub>
-            </m:sSub>
-            <m:ctrlPr>
-              <w:rPr>
-                <w:rFonts w:hint="default" w:ascii="Cambria Math" w:hAnsi="Cambria Math"/>
-                <w:sz w:val="21"/>
-              </w:rPr>
-            </m:ctrlPr>
-          </m:e>
-        </m:d>
-      </m:oMath>
-      <w:bookmarkStart w:id="0" w:name="_GoBack"/>
-      <w:bookmarkEnd w:id="0"/>
       <w:r>
-        <w:t>计算均衡化后 s2 的值。</w:t>
+        <w:rPr>
+          <w:b/>
+        </w:rPr>
+        <w:br w:type="textWrapping"/>
       </w:r>
-    </w:p>
-    <w:p>
       <w:r>
-        <w:t>【大白话解析 - 解题套路】</w:t>
+        <w:t>这题看起来麻烦，其实就是“算累计比例”。</w:t>
       </w:r>
       <w:r>
         <w:br w:type="textWrapping"/>
       </w:r>
       <w:r>
-        <w:t>其实就是算“到当前级别为止的累加概率”，然后再乘以最大灰度值。</w:t>
-      </w:r>
-    </w:p>
-    <w:p>
-      <w:r>
-        <w:t>1. 找乘数：灰度级 L=10，公式里的 (L-1) 就是 9。</w:t>
-      </w:r>
-    </w:p>
-    <w:p>
-      <w:r>
-        <w:t>2. 算累加：题目要求算 s2，那就把从 0 级一直到 2 级的像素数全部加起来。</w:t>
+        <w:t>做题公式：s_k = (L-1) × (把前k个像素数全加起来 ÷ 总像素数)</w:t>
       </w:r>
       <w:r>
         <w:br w:type="textWrapping"/>
       </w:r>
       <w:r>
-        <w:t>累加像素数量 = 0级(2个) + 1级(2个) + 2级(3个) = 7 个。</w:t>
-      </w:r>
-    </w:p>
-    <w:p>
-      <w:r>
-        <w:t>3. 算概率并相乘：累加概率是 7/64。所以，s2 = 9 × (7 / 64) = 0.9843。</w:t>
-      </w:r>
-    </w:p>
-    <w:p>
-      <w:r>
-        <w:t>4. 别忘了最后一步（四舍五入）：图像灰度只能是整数，0.9843 近似取 1。答题纸上写 s2 = 1 即可。</w:t>
+        <w:t>注意这里的(L-1)是最大灰度级。比如L=8，(L-1)就是7。最后一定要四舍五入取整。</w:t>
       </w:r>
       <w:r>
         <w:br w:type="textWrapping"/>
+      </w:r>
+      <w:r>
+        <w:br w:type="textWrapping"/>
+      </w:r>
+      <w:r>
+        <w:t>答题步骤（直接抄）：</w:t>
+      </w:r>
+      <w:r>
+        <w:br w:type="textWrapping"/>
+      </w:r>
+      <w:r>
+        <w:t>总像素数 = 100， 最大灰度值 L-1 = 7</w:t>
+      </w:r>
+      <w:r>
+        <w:br w:type="textWrapping"/>
+      </w:r>
+      <w:r>
+        <w:t>计算s1：</w:t>
+      </w:r>
+      <w:r>
+        <w:br w:type="textWrapping"/>
+      </w:r>
+      <w:r>
+        <w:t>前面只有灰度0和1，把它们的像素数加起来：10 + 20 = 30</w:t>
+      </w:r>
+      <w:r>
+        <w:br w:type="textWrapping"/>
+      </w:r>
+      <w:r>
+        <w:t>s1 = 7 × (30 / 100) = 2.1 ≈ 2</w:t>
+      </w:r>
+      <w:r>
+        <w:br w:type="textWrapping"/>
+      </w:r>
+      <w:r>
+        <w:br w:type="textWrapping"/>
+      </w:r>
+      <w:r>
+        <w:t>计算s7：</w:t>
+      </w:r>
+      <w:r>
+        <w:br w:type="textWrapping"/>
+      </w:r>
+      <w:r>
+        <w:t>s7包含了所有的像素，全部加起来肯定是100</w:t>
+      </w:r>
+      <w:r>
+        <w:br w:type="textWrapping"/>
+      </w:r>
+      <w:r>
+        <w:t>s7 = 7 × (100 / 100) = 7</w:t>
+      </w:r>
+      <w:r>
+        <w:br w:type="textWrapping"/>
+      </w:r>
+      <w:r>
+        <w:t>（做题小技巧：最右边那个最高灰度级，算出来永远等于L-1）</w:t>
       </w:r>
     </w:p>
     <w:p>
@@ -525,82 +899,335 @@
         <w:pStyle w:val="3"/>
       </w:pPr>
       <w:r>
-        <w:t>考点五：深度学习评价指标</w:t>
+        <w:t>考点五：深度学习的评价指标</w:t>
       </w:r>
     </w:p>
     <w:p>
+      <w:pPr>
+        <w:pStyle w:val="156"/>
+      </w:pPr>
       <w:r>
-        <w:t>【模拟题】</w:t>
+        <w:t>【模拟考题】</w:t>
       </w:r>
       <w:r>
         <w:br w:type="textWrapping"/>
       </w:r>
       <w:r>
-        <w:t>在进行机器视觉目标检测时，混淆矩阵结果如下：TP = 30, FP = 10, FN = 5, TN = 55。请计算该模型的 准确率(Accuracy)、精确率(Precision)、召回率(Recall) 和 F1值。</w:t>
+        <w:t>给出如下混淆矩阵，计算精确率(Precision)、召回率(Recall)、准确率(Accuracy)和F1值。</w:t>
       </w:r>
     </w:p>
+    <w:tbl>
+      <w:tblPr>
+        <w:tblStyle w:val="33"/>
+        <w:tblW w:w="0" w:type="auto"/>
+        <w:tblInd w:w="0" w:type="dxa"/>
+        <w:tblBorders>
+          <w:top w:val="single" w:color="auto" w:sz="4" w:space="0"/>
+          <w:left w:val="single" w:color="auto" w:sz="4" w:space="0"/>
+          <w:bottom w:val="single" w:color="auto" w:sz="4" w:space="0"/>
+          <w:right w:val="single" w:color="auto" w:sz="4" w:space="0"/>
+          <w:insideH w:val="single" w:color="auto" w:sz="4" w:space="0"/>
+          <w:insideV w:val="single" w:color="auto" w:sz="4" w:space="0"/>
+        </w:tblBorders>
+        <w:tblLayout w:type="autofit"/>
+        <w:tblCellMar>
+          <w:top w:w="0" w:type="dxa"/>
+          <w:left w:w="108" w:type="dxa"/>
+          <w:bottom w:w="0" w:type="dxa"/>
+          <w:right w:w="108" w:type="dxa"/>
+        </w:tblCellMar>
+      </w:tblPr>
+      <w:tblGrid>
+        <w:gridCol w:w="2880"/>
+        <w:gridCol w:w="2880"/>
+        <w:gridCol w:w="2880"/>
+      </w:tblGrid>
+      <w:tr>
+        <w:tblPrEx>
+          <w:tblBorders>
+            <w:top w:val="single" w:color="auto" w:sz="4" w:space="0"/>
+            <w:left w:val="single" w:color="auto" w:sz="4" w:space="0"/>
+            <w:bottom w:val="single" w:color="auto" w:sz="4" w:space="0"/>
+            <w:right w:val="single" w:color="auto" w:sz="4" w:space="0"/>
+            <w:insideH w:val="single" w:color="auto" w:sz="4" w:space="0"/>
+            <w:insideV w:val="single" w:color="auto" w:sz="4" w:space="0"/>
+          </w:tblBorders>
+        </w:tblPrEx>
+        <w:tc>
+          <w:tcPr>
+            <w:tcW w:w="2880" w:type="dxa"/>
+          </w:tcPr>
+          <w:p>
+            <w:pPr>
+              <w:spacing w:after="0" w:line="240" w:lineRule="auto"/>
+              <w:jc w:val="center"/>
+            </w:pPr>
+            <w:r>
+              <w:t>实际 \ 预测</w:t>
+            </w:r>
+          </w:p>
+        </w:tc>
+        <w:tc>
+          <w:tcPr>
+            <w:tcW w:w="2880" w:type="dxa"/>
+          </w:tcPr>
+          <w:p>
+            <w:pPr>
+              <w:spacing w:after="0" w:line="240" w:lineRule="auto"/>
+              <w:jc w:val="center"/>
+            </w:pPr>
+            <w:r>
+              <w:t>预测为正</w:t>
+            </w:r>
+          </w:p>
+        </w:tc>
+        <w:tc>
+          <w:tcPr>
+            <w:tcW w:w="2880" w:type="dxa"/>
+          </w:tcPr>
+          <w:p>
+            <w:pPr>
+              <w:spacing w:after="0" w:line="240" w:lineRule="auto"/>
+              <w:jc w:val="center"/>
+            </w:pPr>
+            <w:r>
+              <w:t>预测为负</w:t>
+            </w:r>
+          </w:p>
+        </w:tc>
+      </w:tr>
+      <w:tr>
+        <w:tblPrEx>
+          <w:tblBorders>
+            <w:top w:val="single" w:color="auto" w:sz="4" w:space="0"/>
+            <w:left w:val="single" w:color="auto" w:sz="4" w:space="0"/>
+            <w:bottom w:val="single" w:color="auto" w:sz="4" w:space="0"/>
+            <w:right w:val="single" w:color="auto" w:sz="4" w:space="0"/>
+            <w:insideH w:val="single" w:color="auto" w:sz="4" w:space="0"/>
+            <w:insideV w:val="single" w:color="auto" w:sz="4" w:space="0"/>
+          </w:tblBorders>
+          <w:tblCellMar>
+            <w:top w:w="0" w:type="dxa"/>
+            <w:left w:w="108" w:type="dxa"/>
+            <w:bottom w:w="0" w:type="dxa"/>
+            <w:right w:w="108" w:type="dxa"/>
+          </w:tblCellMar>
+        </w:tblPrEx>
+        <w:tc>
+          <w:tcPr>
+            <w:tcW w:w="2880" w:type="dxa"/>
+          </w:tcPr>
+          <w:p>
+            <w:pPr>
+              <w:spacing w:after="0" w:line="240" w:lineRule="auto"/>
+              <w:jc w:val="center"/>
+            </w:pPr>
+            <w:r>
+              <w:t>实际为正</w:t>
+            </w:r>
+          </w:p>
+        </w:tc>
+        <w:tc>
+          <w:tcPr>
+            <w:tcW w:w="2880" w:type="dxa"/>
+          </w:tcPr>
+          <w:p>
+            <w:pPr>
+              <w:spacing w:after="0" w:line="240" w:lineRule="auto"/>
+              <w:jc w:val="center"/>
+            </w:pPr>
+            <w:r>
+              <w:t>TP = 40</w:t>
+            </w:r>
+          </w:p>
+        </w:tc>
+        <w:tc>
+          <w:tcPr>
+            <w:tcW w:w="2880" w:type="dxa"/>
+          </w:tcPr>
+          <w:p>
+            <w:pPr>
+              <w:spacing w:after="0" w:line="240" w:lineRule="auto"/>
+              <w:jc w:val="center"/>
+            </w:pPr>
+            <w:r>
+              <w:t>FN = 10</w:t>
+            </w:r>
+          </w:p>
+        </w:tc>
+      </w:tr>
+      <w:tr>
+        <w:tblPrEx>
+          <w:tblBorders>
+            <w:top w:val="single" w:color="auto" w:sz="4" w:space="0"/>
+            <w:left w:val="single" w:color="auto" w:sz="4" w:space="0"/>
+            <w:bottom w:val="single" w:color="auto" w:sz="4" w:space="0"/>
+            <w:right w:val="single" w:color="auto" w:sz="4" w:space="0"/>
+            <w:insideH w:val="single" w:color="auto" w:sz="4" w:space="0"/>
+            <w:insideV w:val="single" w:color="auto" w:sz="4" w:space="0"/>
+          </w:tblBorders>
+          <w:tblCellMar>
+            <w:top w:w="0" w:type="dxa"/>
+            <w:left w:w="108" w:type="dxa"/>
+            <w:bottom w:w="0" w:type="dxa"/>
+            <w:right w:w="108" w:type="dxa"/>
+          </w:tblCellMar>
+        </w:tblPrEx>
+        <w:tc>
+          <w:tcPr>
+            <w:tcW w:w="2880" w:type="dxa"/>
+          </w:tcPr>
+          <w:p>
+            <w:pPr>
+              <w:spacing w:after="0" w:line="240" w:lineRule="auto"/>
+              <w:jc w:val="center"/>
+            </w:pPr>
+            <w:r>
+              <w:t>实际为负</w:t>
+            </w:r>
+          </w:p>
+        </w:tc>
+        <w:tc>
+          <w:tcPr>
+            <w:tcW w:w="2880" w:type="dxa"/>
+          </w:tcPr>
+          <w:p>
+            <w:pPr>
+              <w:spacing w:after="0" w:line="240" w:lineRule="auto"/>
+              <w:jc w:val="center"/>
+            </w:pPr>
+            <w:r>
+              <w:t>FP = 20</w:t>
+            </w:r>
+          </w:p>
+        </w:tc>
+        <w:tc>
+          <w:tcPr>
+            <w:tcW w:w="2880" w:type="dxa"/>
+          </w:tcPr>
+          <w:p>
+            <w:pPr>
+              <w:spacing w:after="0" w:line="240" w:lineRule="auto"/>
+              <w:jc w:val="center"/>
+            </w:pPr>
+            <w:r>
+              <w:t>TN = 30</w:t>
+            </w:r>
+          </w:p>
+        </w:tc>
+      </w:tr>
+    </w:tbl>
     <w:p>
       <w:r>
-        <w:t>【大白话解析 - 解题套路】</w:t>
+        <w:rPr>
+          <w:b/>
+        </w:rPr>
+        <w:br w:type="textWrapping"/>
+      </w:r>
+      <w:r>
+        <w:rPr>
+          <w:b/>
+        </w:rPr>
+        <w:t>【保姆级解析】</w:t>
+      </w:r>
+      <w:r>
+        <w:rPr>
+          <w:b/>
+        </w:rPr>
+        <w:br w:type="textWrapping"/>
+      </w:r>
+      <w:r>
+        <w:t>这题是送分题。平时用逻辑回归或者SVM跑分类预测（比如预测个鸢尾花分类或者学生成绩）最后输出的那个评估报告，底层就是这几个公式。</w:t>
       </w:r>
       <w:r>
         <w:br w:type="textWrapping"/>
       </w:r>
       <w:r>
-        <w:t>在平时跑分类算法和做实验的时候，这几个指标可以说是老熟人了。考试时如果把英文公式记混了，直接代入这个场景：“你写了个模型来抓图片里的特定目标”。</w:t>
+        <w:t>死记这四个字母的意思：</w:t>
       </w:r>
       <w:r>
         <w:br w:type="textWrapping"/>
       </w:r>
       <w:r>
-        <w:t>样本总数 = 30 + 10 + 5 + 55 = 100。</w:t>
-      </w:r>
-    </w:p>
-    <w:p>
-      <w:r>
-        <w:t>1. 准确率 (Accuracy)：最简单的宏观指标，“整体到底猜对了多少”。</w:t>
+        <w:t>T(True) / F(False) 代表：你猜对了还是猜错了。</w:t>
       </w:r>
       <w:r>
         <w:br w:type="textWrapping"/>
       </w:r>
       <w:r>
-        <w:t>公式：(TP + TN) / 总数 = (30 + 55) / 100 = 85%。</w:t>
-      </w:r>
-    </w:p>
-    <w:p>
-      <w:r>
-        <w:t>2. 精确率 (Precision)：强调“查得准不准”。模型报警说是目标的（预测为正），到底有多少是真的。</w:t>
+        <w:t>P(Positive) / N(Negative) 代表：你猜它是正还是负。</w:t>
       </w:r>
       <w:r>
         <w:br w:type="textWrapping"/>
       </w:r>
       <w:r>
-        <w:t>公式：TP / (TP + FP) = 30 / (30 + 10) = 75%。</w:t>
-      </w:r>
-    </w:p>
-    <w:p>
-      <w:r>
-        <w:t>3. 召回率 (Recall)：强调“找得全不全”。所有真实存在的目标（实际为正），你究竟抓到了几个，有没有漏网之鱼 (FN)。</w:t>
+        <w:t>TP=你猜是正，且猜对了；FN=你猜是负，但猜错了（实际是正）。</w:t>
       </w:r>
       <w:r>
         <w:br w:type="textWrapping"/>
       </w:r>
       <w:r>
-        <w:t>公式：TP / (TP + FN) = 30 / (30 + 5) ≈ 85.7%。</w:t>
+        <w:br w:type="textWrapping"/>
       </w:r>
-    </w:p>
-    <w:p>
       <w:r>
-        <w:t>4. F1 值：精确率和召回率经常打架，F1 就是个和事佬（调和平均数），综合两者的表现。</w:t>
+        <w:t>答题步骤（拿计算器算）：</w:t>
       </w:r>
       <w:r>
         <w:br w:type="textWrapping"/>
       </w:r>
       <w:r>
-        <w:t>公式：2 × Precision × Recall / (Precision + Recall) = 2 × 0.75 × 0.857 / (0.75 + 0.857) ≈ 80%。</w:t>
+        <w:t>1. 准确率 Accuracy = 所有猜对的 / 总数 = (40+30) / (40+10+20+30) = 70/100 = 0.7</w:t>
       </w:r>
       <w:r>
         <w:br w:type="textWrapping"/>
+      </w:r>
+      <w:r>
+        <w:t xml:space="preserve">   (大白话：整体来看，你蒙对了几成？)</w:t>
+      </w:r>
+      <w:r>
+        <w:br w:type="textWrapping"/>
+      </w:r>
+      <w:r>
+        <w:br w:type="textWrapping"/>
+      </w:r>
+      <w:r>
+        <w:t>2. 精确率 Precision = TP / (TP+FP) = 40 / (40+20) = 40/60 ≈ 0.67</w:t>
+      </w:r>
+      <w:r>
+        <w:br w:type="textWrapping"/>
+      </w:r>
+      <w:r>
+        <w:t xml:space="preserve">   (大白话：凡是你“信誓旦旦说是正”的，里面有多少是真的正？)</w:t>
+      </w:r>
+      <w:r>
+        <w:br w:type="textWrapping"/>
+      </w:r>
+      <w:r>
+        <w:br w:type="textWrapping"/>
+      </w:r>
+      <w:r>
+        <w:t>3. 召回率 Recall = TP / (TP+FN) = 40 / (40+10) = 40/50 = 0.8</w:t>
+      </w:r>
+      <w:r>
+        <w:br w:type="textWrapping"/>
+      </w:r>
+      <w:r>
+        <w:t xml:space="preserve">   (大白话：世界上所有“真正的正”，你成功找出来了多少？)</w:t>
+      </w:r>
+      <w:r>
+        <w:br w:type="textWrapping"/>
+      </w:r>
+      <w:r>
+        <w:br w:type="textWrapping"/>
+      </w:r>
+      <w:r>
+        <w:t>4. F1值 = (2 × Precision × Recall) / (Precision + Recall) = (2 × 0.67 × 0.8) / (0.67 + 0.8) ≈ 0.73</w:t>
+      </w:r>
+      <w:r>
+        <w:br w:type="textWrapping"/>
+      </w:r>
+      <w:r>
+        <w:t xml:space="preserve">   (大白话：Precision和Recall的调和平均数，套公式就行。)</w:t>
       </w:r>
     </w:p>
     <w:sectPr>
@@ -845,7 +1472,7 @@
     <w:lsdException w:uiPriority="99" w:name="Normal Indent"/>
     <w:lsdException w:uiPriority="99" w:name="footnote text"/>
     <w:lsdException w:uiPriority="99" w:name="annotation text"/>
-    <w:lsdException w:uiPriority="99" w:semiHidden="0" w:name="header"/>
+    <w:lsdException w:qFormat="1" w:uiPriority="99" w:semiHidden="0" w:name="header"/>
     <w:lsdException w:uiPriority="99" w:semiHidden="0" w:name="footer"/>
     <w:lsdException w:uiPriority="99" w:name="index heading"/>
     <w:lsdException w:qFormat="1" w:uiPriority="35" w:name="caption"/>
@@ -859,32 +1486,32 @@
     <w:lsdException w:uiPriority="99" w:name="endnote reference"/>
     <w:lsdException w:uiPriority="99" w:name="endnote text"/>
     <w:lsdException w:uiPriority="99" w:name="table of authorities"/>
-    <w:lsdException w:uiPriority="99" w:semiHidden="0" w:name="macro"/>
+    <w:lsdException w:qFormat="1" w:uiPriority="99" w:semiHidden="0" w:name="macro"/>
     <w:lsdException w:uiPriority="99" w:name="toa heading"/>
-    <w:lsdException w:uiPriority="99" w:semiHidden="0" w:name="List"/>
-    <w:lsdException w:uiPriority="99" w:semiHidden="0" w:name="List Bullet"/>
-    <w:lsdException w:uiPriority="99" w:semiHidden="0" w:name="List Number"/>
-    <w:lsdException w:uiPriority="99" w:semiHidden="0" w:name="List 2"/>
-    <w:lsdException w:uiPriority="99" w:semiHidden="0" w:name="List 3"/>
+    <w:lsdException w:qFormat="1" w:uiPriority="99" w:semiHidden="0" w:name="List"/>
+    <w:lsdException w:qFormat="1" w:uiPriority="99" w:semiHidden="0" w:name="List Bullet"/>
+    <w:lsdException w:qFormat="1" w:uiPriority="99" w:semiHidden="0" w:name="List Number"/>
+    <w:lsdException w:qFormat="1" w:uiPriority="99" w:semiHidden="0" w:name="List 2"/>
+    <w:lsdException w:qFormat="1" w:uiPriority="99" w:semiHidden="0" w:name="List 3"/>
     <w:lsdException w:uiPriority="99" w:name="List 4"/>
     <w:lsdException w:uiPriority="99" w:name="List 5"/>
-    <w:lsdException w:uiPriority="99" w:semiHidden="0" w:name="List Bullet 2"/>
-    <w:lsdException w:uiPriority="99" w:semiHidden="0" w:name="List Bullet 3"/>
+    <w:lsdException w:qFormat="1" w:uiPriority="99" w:semiHidden="0" w:name="List Bullet 2"/>
+    <w:lsdException w:qFormat="1" w:uiPriority="99" w:semiHidden="0" w:name="List Bullet 3"/>
     <w:lsdException w:uiPriority="99" w:name="List Bullet 4"/>
     <w:lsdException w:uiPriority="99" w:name="List Bullet 5"/>
-    <w:lsdException w:uiPriority="99" w:semiHidden="0" w:name="List Number 2"/>
-    <w:lsdException w:uiPriority="99" w:semiHidden="0" w:name="List Number 3"/>
+    <w:lsdException w:qFormat="1" w:uiPriority="99" w:semiHidden="0" w:name="List Number 2"/>
+    <w:lsdException w:qFormat="1" w:uiPriority="99" w:semiHidden="0" w:name="List Number 3"/>
     <w:lsdException w:uiPriority="99" w:name="List Number 4"/>
     <w:lsdException w:uiPriority="99" w:name="List Number 5"/>
     <w:lsdException w:qFormat="1" w:unhideWhenUsed="0" w:uiPriority="10" w:semiHidden="0" w:name="Title"/>
     <w:lsdException w:uiPriority="99" w:name="Closing"/>
     <w:lsdException w:uiPriority="99" w:name="Signature"/>
-    <w:lsdException w:uiPriority="1" w:name="Default Paragraph Font"/>
+    <w:lsdException w:qFormat="1" w:uiPriority="1" w:name="Default Paragraph Font"/>
     <w:lsdException w:uiPriority="99" w:semiHidden="0" w:name="Body Text"/>
     <w:lsdException w:uiPriority="99" w:name="Body Text Indent"/>
-    <w:lsdException w:uiPriority="99" w:semiHidden="0" w:name="List Continue"/>
-    <w:lsdException w:uiPriority="99" w:semiHidden="0" w:name="List Continue 2"/>
-    <w:lsdException w:uiPriority="99" w:semiHidden="0" w:name="List Continue 3"/>
+    <w:lsdException w:qFormat="1" w:uiPriority="99" w:semiHidden="0" w:name="List Continue"/>
+    <w:lsdException w:qFormat="1" w:uiPriority="99" w:semiHidden="0" w:name="List Continue 2"/>
+    <w:lsdException w:qFormat="1" w:uiPriority="99" w:semiHidden="0" w:name="List Continue 3"/>
     <w:lsdException w:uiPriority="99" w:name="List Continue 4"/>
     <w:lsdException w:uiPriority="99" w:name="List Continue 5"/>
     <w:lsdException w:uiPriority="99" w:name="Message Header"/>
@@ -970,8 +1597,8 @@
     <w:lsdException w:unhideWhenUsed="0" w:uiPriority="62" w:semiHidden="0" w:name="Light Grid"/>
     <w:lsdException w:unhideWhenUsed="0" w:uiPriority="63" w:semiHidden="0" w:name="Medium Shading 1"/>
     <w:lsdException w:unhideWhenUsed="0" w:uiPriority="64" w:semiHidden="0" w:name="Medium Shading 2"/>
-    <w:lsdException w:qFormat="1" w:unhideWhenUsed="0" w:uiPriority="65" w:semiHidden="0" w:name="Medium List 1"/>
-    <w:lsdException w:qFormat="1" w:unhideWhenUsed="0" w:uiPriority="66" w:semiHidden="0" w:name="Medium List 2"/>
+    <w:lsdException w:unhideWhenUsed="0" w:uiPriority="65" w:semiHidden="0" w:name="Medium List 1"/>
+    <w:lsdException w:unhideWhenUsed="0" w:uiPriority="66" w:semiHidden="0" w:name="Medium List 2"/>
     <w:lsdException w:unhideWhenUsed="0" w:uiPriority="67" w:semiHidden="0" w:name="Medium Grid 1"/>
     <w:lsdException w:unhideWhenUsed="0" w:uiPriority="68" w:semiHidden="0" w:name="Medium Grid 2"/>
     <w:lsdException w:unhideWhenUsed="0" w:uiPriority="69" w:semiHidden="0" w:name="Medium Grid 3"/>
@@ -988,7 +1615,7 @@
     <w:lsdException w:qFormat="1" w:unhideWhenUsed="0" w:uiPriority="34" w:semiHidden="0" w:name="List Paragraph"/>
     <w:lsdException w:qFormat="1" w:unhideWhenUsed="0" w:uiPriority="29" w:semiHidden="0" w:name="Quote"/>
     <w:lsdException w:qFormat="1" w:unhideWhenUsed="0" w:uiPriority="30" w:semiHidden="0" w:name="Intense Quote"/>
-    <w:lsdException w:unhideWhenUsed="0" w:uiPriority="66" w:semiHidden="0" w:name="Medium List 2 Accent 1"/>
+    <w:lsdException w:qFormat="1" w:unhideWhenUsed="0" w:uiPriority="66" w:semiHidden="0" w:name="Medium List 2 Accent 1"/>
     <w:lsdException w:unhideWhenUsed="0" w:uiPriority="67" w:semiHidden="0" w:name="Medium Grid 1 Accent 1"/>
     <w:lsdException w:unhideWhenUsed="0" w:uiPriority="68" w:semiHidden="0" w:name="Medium Grid 2 Accent 1"/>
     <w:lsdException w:unhideWhenUsed="0" w:uiPriority="69" w:semiHidden="0" w:name="Medium Grid 3 Accent 1"/>
@@ -997,10 +1624,10 @@
     <w:lsdException w:unhideWhenUsed="0" w:uiPriority="72" w:semiHidden="0" w:name="Colorful List Accent 1"/>
     <w:lsdException w:unhideWhenUsed="0" w:uiPriority="73" w:semiHidden="0" w:name="Colorful Grid Accent 1"/>
     <w:lsdException w:unhideWhenUsed="0" w:uiPriority="60" w:semiHidden="0" w:name="Light Shading Accent 2"/>
-    <w:lsdException w:qFormat="1" w:unhideWhenUsed="0" w:uiPriority="61" w:semiHidden="0" w:name="Light List Accent 2"/>
+    <w:lsdException w:unhideWhenUsed="0" w:uiPriority="61" w:semiHidden="0" w:name="Light List Accent 2"/>
     <w:lsdException w:unhideWhenUsed="0" w:uiPriority="62" w:semiHidden="0" w:name="Light Grid Accent 2"/>
     <w:lsdException w:unhideWhenUsed="0" w:uiPriority="63" w:semiHidden="0" w:name="Medium Shading 1 Accent 2"/>
-    <w:lsdException w:qFormat="1" w:unhideWhenUsed="0" w:uiPriority="64" w:semiHidden="0" w:name="Medium Shading 2 Accent 2"/>
+    <w:lsdException w:unhideWhenUsed="0" w:uiPriority="64" w:semiHidden="0" w:name="Medium Shading 2 Accent 2"/>
     <w:lsdException w:unhideWhenUsed="0" w:uiPriority="65" w:semiHidden="0" w:name="Medium List 1 Accent 2"/>
     <w:lsdException w:unhideWhenUsed="0" w:uiPriority="66" w:semiHidden="0" w:name="Medium List 2 Accent 2"/>
     <w:lsdException w:unhideWhenUsed="0" w:uiPriority="67" w:semiHidden="0" w:name="Medium Grid 1 Accent 2"/>
@@ -1016,7 +1643,7 @@
     <w:lsdException w:unhideWhenUsed="0" w:uiPriority="63" w:semiHidden="0" w:name="Medium Shading 1 Accent 3"/>
     <w:lsdException w:unhideWhenUsed="0" w:uiPriority="64" w:semiHidden="0" w:name="Medium Shading 2 Accent 3"/>
     <w:lsdException w:unhideWhenUsed="0" w:uiPriority="65" w:semiHidden="0" w:name="Medium List 1 Accent 3"/>
-    <w:lsdException w:unhideWhenUsed="0" w:uiPriority="66" w:semiHidden="0" w:name="Medium List 2 Accent 3"/>
+    <w:lsdException w:qFormat="1" w:unhideWhenUsed="0" w:uiPriority="66" w:semiHidden="0" w:name="Medium List 2 Accent 3"/>
     <w:lsdException w:unhideWhenUsed="0" w:uiPriority="67" w:semiHidden="0" w:name="Medium Grid 1 Accent 3"/>
     <w:lsdException w:unhideWhenUsed="0" w:uiPriority="68" w:semiHidden="0" w:name="Medium Grid 2 Accent 3"/>
     <w:lsdException w:unhideWhenUsed="0" w:uiPriority="69" w:semiHidden="0" w:name="Medium Grid 3 Accent 3"/>
@@ -1030,7 +1657,7 @@
     <w:lsdException w:unhideWhenUsed="0" w:uiPriority="63" w:semiHidden="0" w:name="Medium Shading 1 Accent 4"/>
     <w:lsdException w:unhideWhenUsed="0" w:uiPriority="64" w:semiHidden="0" w:name="Medium Shading 2 Accent 4"/>
     <w:lsdException w:unhideWhenUsed="0" w:uiPriority="65" w:semiHidden="0" w:name="Medium List 1 Accent 4"/>
-    <w:lsdException w:unhideWhenUsed="0" w:uiPriority="66" w:semiHidden="0" w:name="Medium List 2 Accent 4"/>
+    <w:lsdException w:qFormat="1" w:unhideWhenUsed="0" w:uiPriority="66" w:semiHidden="0" w:name="Medium List 2 Accent 4"/>
     <w:lsdException w:unhideWhenUsed="0" w:uiPriority="67" w:semiHidden="0" w:name="Medium Grid 1 Accent 4"/>
     <w:lsdException w:unhideWhenUsed="0" w:uiPriority="68" w:semiHidden="0" w:name="Medium Grid 2 Accent 4"/>
     <w:lsdException w:unhideWhenUsed="0" w:uiPriority="69" w:semiHidden="0" w:name="Medium Grid 3 Accent 4"/>
@@ -1058,7 +1685,7 @@
     <w:lsdException w:unhideWhenUsed="0" w:uiPriority="63" w:semiHidden="0" w:name="Medium Shading 1 Accent 6"/>
     <w:lsdException w:unhideWhenUsed="0" w:uiPriority="64" w:semiHidden="0" w:name="Medium Shading 2 Accent 6"/>
     <w:lsdException w:unhideWhenUsed="0" w:uiPriority="65" w:semiHidden="0" w:name="Medium List 1 Accent 6"/>
-    <w:lsdException w:unhideWhenUsed="0" w:uiPriority="66" w:semiHidden="0" w:name="Medium List 2 Accent 6"/>
+    <w:lsdException w:qFormat="1" w:unhideWhenUsed="0" w:uiPriority="66" w:semiHidden="0" w:name="Medium List 2 Accent 6"/>
     <w:lsdException w:unhideWhenUsed="0" w:uiPriority="67" w:semiHidden="0" w:name="Medium Grid 1 Accent 6"/>
     <w:lsdException w:unhideWhenUsed="0" w:uiPriority="68" w:semiHidden="0" w:name="Medium Grid 2 Accent 6"/>
     <w:lsdException w:unhideWhenUsed="0" w:uiPriority="69" w:semiHidden="0" w:name="Medium Grid 3 Accent 6"/>
@@ -1075,7 +1702,7 @@
       <w:spacing w:after="200" w:line="276" w:lineRule="auto"/>
     </w:pPr>
     <w:rPr>
-      <w:rFonts w:asciiTheme="minorHAnsi" w:hAnsiTheme="minorHAnsi" w:eastAsiaTheme="minorEastAsia" w:cstheme="minorBidi"/>
+      <w:rFonts w:ascii="微软雅黑" w:hAnsi="微软雅黑" w:eastAsia="微软雅黑" w:cstheme="minorBidi"/>
       <w:sz w:val="22"/>
       <w:szCs w:val="22"/>
       <w:lang w:val="en-US" w:eastAsia="en-US" w:bidi="ar-SA"/>
@@ -1321,6 +1948,7 @@
     <w:name w:val="Default Paragraph Font"/>
     <w:semiHidden/>
     <w:unhideWhenUsed/>
+    <w:qFormat/>
     <w:uiPriority w:val="1"/>
   </w:style>
   <w:style w:type="table" w:default="1" w:styleId="32">
@@ -1341,6 +1969,7 @@
     <w:name w:val="macro"/>
     <w:link w:val="147"/>
     <w:unhideWhenUsed/>
+    <w:qFormat/>
     <w:uiPriority w:val="99"/>
     <w:pPr>
       <w:tabs>
@@ -1365,6 +1994,7 @@
     <w:name w:val="List 3"/>
     <w:basedOn w:val="1"/>
     <w:unhideWhenUsed/>
+    <w:qFormat/>
     <w:uiPriority w:val="99"/>
     <w:pPr>
       <w:ind w:left="1080" w:hanging="360"/>
@@ -1375,6 +2005,7 @@
     <w:name w:val="List Number 2"/>
     <w:basedOn w:val="1"/>
     <w:unhideWhenUsed/>
+    <w:qFormat/>
     <w:uiPriority w:val="99"/>
     <w:pPr>
       <w:numPr>
@@ -1388,6 +2019,7 @@
     <w:name w:val="List Number"/>
     <w:basedOn w:val="1"/>
     <w:unhideWhenUsed/>
+    <w:qFormat/>
     <w:uiPriority w:val="99"/>
     <w:pPr>
       <w:numPr>
@@ -1425,6 +2057,7 @@
     <w:name w:val="List Bullet"/>
     <w:basedOn w:val="1"/>
     <w:unhideWhenUsed/>
+    <w:qFormat/>
     <w:uiPriority w:val="99"/>
     <w:pPr>
       <w:numPr>
@@ -1452,6 +2085,7 @@
     <w:name w:val="List Bullet 3"/>
     <w:basedOn w:val="1"/>
     <w:unhideWhenUsed/>
+    <w:qFormat/>
     <w:uiPriority w:val="99"/>
     <w:pPr>
       <w:numPr>
@@ -1475,6 +2109,7 @@
     <w:name w:val="List Number 3"/>
     <w:basedOn w:val="1"/>
     <w:unhideWhenUsed/>
+    <w:qFormat/>
     <w:uiPriority w:val="99"/>
     <w:pPr>
       <w:numPr>
@@ -1488,6 +2123,7 @@
     <w:name w:val="List 2"/>
     <w:basedOn w:val="1"/>
     <w:unhideWhenUsed/>
+    <w:qFormat/>
     <w:uiPriority w:val="99"/>
     <w:pPr>
       <w:ind w:left="720" w:hanging="360"/>
@@ -1498,6 +2134,7 @@
     <w:name w:val="List Continue"/>
     <w:basedOn w:val="1"/>
     <w:unhideWhenUsed/>
+    <w:qFormat/>
     <w:uiPriority w:val="99"/>
     <w:pPr>
       <w:spacing w:after="120"/>
@@ -1509,6 +2146,7 @@
     <w:name w:val="List Bullet 2"/>
     <w:basedOn w:val="1"/>
     <w:unhideWhenUsed/>
+    <w:qFormat/>
     <w:uiPriority w:val="99"/>
     <w:pPr>
       <w:numPr>
@@ -1537,6 +2175,7 @@
     <w:basedOn w:val="1"/>
     <w:link w:val="135"/>
     <w:unhideWhenUsed/>
+    <w:qFormat/>
     <w:uiPriority w:val="99"/>
     <w:pPr>
       <w:tabs>
@@ -1572,6 +2211,7 @@
     <w:name w:val="List"/>
     <w:basedOn w:val="1"/>
     <w:unhideWhenUsed/>
+    <w:qFormat/>
     <w:uiPriority w:val="99"/>
     <w:pPr>
       <w:ind w:left="360" w:hanging="360"/>
@@ -1592,6 +2232,7 @@
     <w:name w:val="List Continue 2"/>
     <w:basedOn w:val="1"/>
     <w:unhideWhenUsed/>
+    <w:qFormat/>
     <w:uiPriority w:val="99"/>
     <w:pPr>
       <w:spacing w:after="120"/>
@@ -1603,6 +2244,7 @@
     <w:name w:val="List Continue 3"/>
     <w:basedOn w:val="1"/>
     <w:unhideWhenUsed/>
+    <w:qFormat/>
     <w:uiPriority w:val="99"/>
     <w:pPr>
       <w:spacing w:after="120"/>
@@ -2539,7 +3181,6 @@
   <w:style w:type="table" w:styleId="43">
     <w:name w:val="Light List Accent 2"/>
     <w:basedOn w:val="32"/>
-    <w:qFormat/>
     <w:uiPriority w:val="61"/>
     <w:pPr>
       <w:spacing w:after="0" w:line="240" w:lineRule="auto"/>
@@ -4966,7 +5607,6 @@
   <w:style w:type="table" w:styleId="64">
     <w:name w:val="Medium Shading 2 Accent 2"/>
     <w:basedOn w:val="32"/>
-    <w:qFormat/>
     <w:uiPriority w:val="64"/>
     <w:pPr>
       <w:spacing w:after="0" w:line="240" w:lineRule="auto"/>
@@ -5792,7 +6432,6 @@
   <w:style w:type="table" w:styleId="69">
     <w:name w:val="Medium List 1"/>
     <w:basedOn w:val="32"/>
-    <w:qFormat/>
     <w:uiPriority w:val="65"/>
     <w:pPr>
       <w:spacing w:after="0" w:line="240" w:lineRule="auto"/>
@@ -6423,7 +7062,6 @@
   <w:style w:type="table" w:styleId="76">
     <w:name w:val="Medium List 2"/>
     <w:basedOn w:val="32"/>
-    <w:qFormat/>
     <w:uiPriority w:val="66"/>
     <w:pPr>
       <w:spacing w:after="0" w:line="240" w:lineRule="auto"/>
@@ -6553,6 +7191,7 @@
   <w:style w:type="table" w:styleId="77">
     <w:name w:val="Medium List 2 Accent 1"/>
     <w:basedOn w:val="32"/>
+    <w:qFormat/>
     <w:uiPriority w:val="66"/>
     <w:pPr>
       <w:spacing w:after="0" w:line="240" w:lineRule="auto"/>
@@ -6811,6 +7450,7 @@
   <w:style w:type="table" w:styleId="79">
     <w:name w:val="Medium List 2 Accent 3"/>
     <w:basedOn w:val="32"/>
+    <w:qFormat/>
     <w:uiPriority w:val="66"/>
     <w:pPr>
       <w:spacing w:after="0" w:line="240" w:lineRule="auto"/>
@@ -6940,6 +7580,7 @@
   <w:style w:type="table" w:styleId="80">
     <w:name w:val="Medium List 2 Accent 4"/>
     <w:basedOn w:val="32"/>
+    <w:qFormat/>
     <w:uiPriority w:val="66"/>
     <w:pPr>
       <w:spacing w:after="0" w:line="240" w:lineRule="auto"/>
@@ -7199,6 +7840,7 @@
   <w:style w:type="table" w:styleId="82">
     <w:name w:val="Medium List 2 Accent 6"/>
     <w:basedOn w:val="32"/>
+    <w:qFormat/>
     <w:uiPriority w:val="66"/>
     <w:pPr>
       <w:spacing w:after="0" w:line="240" w:lineRule="auto"/>
@@ -13130,6 +13772,7 @@
     <w:name w:val="Heading 2 Char"/>
     <w:basedOn w:val="132"/>
     <w:link w:val="4"/>
+    <w:qFormat/>
     <w:uiPriority w:val="9"/>
     <w:rPr>
       <w:rFonts w:asciiTheme="majorHAnsi" w:hAnsiTheme="majorHAnsi" w:eastAsiaTheme="majorEastAsia" w:cstheme="majorBidi"/>
@@ -13149,6 +13792,7 @@
     <w:name w:val="Heading 3 Char"/>
     <w:basedOn w:val="132"/>
     <w:link w:val="5"/>
+    <w:qFormat/>
     <w:uiPriority w:val="9"/>
     <w:rPr>
       <w:rFonts w:asciiTheme="majorHAnsi" w:hAnsiTheme="majorHAnsi" w:eastAsiaTheme="majorEastAsia" w:cstheme="majorBidi"/>
@@ -13166,6 +13810,7 @@
     <w:name w:val="Title Char"/>
     <w:basedOn w:val="132"/>
     <w:link w:val="31"/>
+    <w:qFormat/>
     <w:uiPriority w:val="10"/>
     <w:rPr>
       <w:rFonts w:asciiTheme="majorHAnsi" w:hAnsiTheme="majorHAnsi" w:eastAsiaTheme="majorEastAsia" w:cstheme="majorBidi"/>
@@ -13180,6 +13825,7 @@
     <w:name w:val="Subtitle Char"/>
     <w:basedOn w:val="132"/>
     <w:link w:val="26"/>
+    <w:qFormat/>
     <w:uiPriority w:val="11"/>
     <w:rPr>
       <w:rFonts w:asciiTheme="majorHAnsi" w:hAnsiTheme="majorHAnsi" w:eastAsiaTheme="majorEastAsia" w:cstheme="majorBidi"/>
@@ -13222,6 +13868,7 @@
     <w:name w:val="Body Text 3 Char"/>
     <w:basedOn w:val="132"/>
     <w:link w:val="17"/>
+    <w:qFormat/>
     <w:uiPriority w:val="99"/>
     <w:rPr>
       <w:sz w:val="16"/>
@@ -13232,6 +13879,7 @@
     <w:name w:val="Macro Text Char"/>
     <w:basedOn w:val="132"/>
     <w:link w:val="2"/>
+    <w:qFormat/>
     <w:uiPriority w:val="99"/>
     <w:rPr>
       <w:rFonts w:ascii="Courier" w:hAnsi="Courier"/>
